--- a/markdown_explains/01_Databricks_Tutorial_2025/EXPLANATION_01_4.docx
+++ b/markdown_explains/01_Databricks_Tutorial_2025/EXPLANATION_01_4.docx
@@ -4,52 +4,6 @@
   <w:body>
     <w:p>
       <w:pPr>
-        <w:rPr>
-          <w:b/>
-          <w:bCs/>
-          <w:sz w:val="52"/>
-          <w:szCs w:val="52"/>
-        </w:rPr>
-      </w:pPr>
-      <w:r>
-        <w:rPr>
-          <w:b/>
-          <w:bCs/>
-          <w:sz w:val="52"/>
-          <w:szCs w:val="52"/>
-        </w:rPr>
-        <w:t>EXPLANATION</w:t>
-      </w:r>
-      <w:r>
-        <w:rPr>
-          <w:b/>
-          <w:bCs/>
-          <w:sz w:val="52"/>
-          <w:szCs w:val="52"/>
-        </w:rPr>
-        <w:t xml:space="preserve"> </w:t>
-      </w:r>
-      <w:r>
-        <w:rPr>
-          <w:b/>
-          <w:bCs/>
-          <w:sz w:val="52"/>
-          <w:szCs w:val="52"/>
-        </w:rPr>
-        <w:t>01.</w:t>
-      </w:r>
-      <w:r>
-        <w:rPr>
-          <w:b/>
-          <w:bCs/>
-          <w:sz w:val="52"/>
-          <w:szCs w:val="52"/>
-        </w:rPr>
-        <w:t>4</w:t>
-      </w:r>
-    </w:p>
-    <w:p>
-      <w:pPr>
         <w:jc w:val="center"/>
         <w:rPr>
           <w:b/>
@@ -291,27 +245,27 @@
           <w:b/>
           <w:bCs/>
         </w:rPr>
+        <w:t>Key Features of DLT</w:t>
+      </w:r>
+    </w:p>
+    <w:p>
+      <w:pPr>
+        <w:rPr>
+          <w:b/>
+          <w:bCs/>
+        </w:rPr>
+      </w:pPr>
+      <w:r>
+        <w:rPr>
+          <w:b/>
+          <w:bCs/>
+        </w:rPr>
+        <w:t>1. Automated Data Pipelines</w:t>
+      </w:r>
+    </w:p>
+    <w:p>
+      <w:r>
         <w:lastRenderedPageBreak/>
-        <w:t>Key Features of DLT</w:t>
-      </w:r>
-    </w:p>
-    <w:p>
-      <w:pPr>
-        <w:rPr>
-          <w:b/>
-          <w:bCs/>
-        </w:rPr>
-      </w:pPr>
-      <w:r>
-        <w:rPr>
-          <w:b/>
-          <w:bCs/>
-        </w:rPr>
-        <w:t>1. Automated Data Pipelines</w:t>
-      </w:r>
-    </w:p>
-    <w:p>
-      <w:r>
         <w:t>DLT automatically manages:</w:t>
       </w:r>
     </w:p>
@@ -414,8 +368,13 @@
           <w:numId w:val="4"/>
         </w:numPr>
       </w:pPr>
-      <w:r>
-        <w:t xml:space="preserve">Sales amount must be positive </w:t>
+      <w:proofErr w:type="gramStart"/>
+      <w:r>
+        <w:t>Sales amount</w:t>
+      </w:r>
+      <w:proofErr w:type="gramEnd"/>
+      <w:r>
+        <w:t xml:space="preserve"> must be positive </w:t>
       </w:r>
     </w:p>
     <w:p>
@@ -460,7 +419,23 @@
         <w:pStyle w:val="CODE"/>
       </w:pPr>
       <w:r>
-        <w:t>@dlt.expect("valid_id", "customer_id IS NOT NULL")</w:t>
+        <w:t>@</w:t>
+      </w:r>
+      <w:proofErr w:type="gramStart"/>
+      <w:r>
+        <w:t>dlt.expect</w:t>
+      </w:r>
+      <w:proofErr w:type="gramEnd"/>
+      <w:r>
+        <w:t>("valid_id", "</w:t>
+      </w:r>
+      <w:proofErr w:type="spellStart"/>
+      <w:r>
+        <w:t>customer_id</w:t>
+      </w:r>
+      <w:proofErr w:type="spellEnd"/>
+      <w:r>
+        <w:t xml:space="preserve"> IS NOT NULL")</w:t>
       </w:r>
     </w:p>
     <w:p>
@@ -531,7 +506,6 @@
         </w:numPr>
       </w:pPr>
       <w:r>
-        <w:lastRenderedPageBreak/>
         <w:t xml:space="preserve">Schema enforcement </w:t>
       </w:r>
     </w:p>
@@ -554,6 +528,7 @@
           <w:b/>
           <w:bCs/>
         </w:rPr>
+        <w:lastRenderedPageBreak/>
         <w:t>4. Pipeline Monitoring</w:t>
       </w:r>
     </w:p>
@@ -717,15 +692,49 @@
         <w:pStyle w:val="CODE"/>
       </w:pPr>
       <w:r>
-        <w:t>@dlt.table</w:t>
-      </w:r>
+        <w:t>@</w:t>
+      </w:r>
+      <w:proofErr w:type="gramStart"/>
+      <w:r>
+        <w:t>dlt.table</w:t>
+      </w:r>
+      <w:proofErr w:type="gramEnd"/>
       <w:r>
         <w:br/>
-        <w:t>def sales():</w:t>
+        <w:t xml:space="preserve">def </w:t>
+      </w:r>
+      <w:proofErr w:type="gramStart"/>
+      <w:r>
+        <w:t>sales(</w:t>
+      </w:r>
+      <w:proofErr w:type="gramEnd"/>
+      <w:r>
+        <w:t>):</w:t>
       </w:r>
       <w:r>
         <w:br/>
-        <w:t xml:space="preserve">    return spark.read.table("raw_sales")</w:t>
+        <w:t xml:space="preserve">    return </w:t>
+      </w:r>
+      <w:proofErr w:type="spellStart"/>
+      <w:proofErr w:type="gramStart"/>
+      <w:r>
+        <w:t>spark.read</w:t>
+      </w:r>
+      <w:proofErr w:type="gramEnd"/>
+      <w:r>
+        <w:t>.table</w:t>
+      </w:r>
+      <w:proofErr w:type="spellEnd"/>
+      <w:r>
+        <w:t>("</w:t>
+      </w:r>
+      <w:proofErr w:type="spellStart"/>
+      <w:r>
+        <w:t>raw_sales</w:t>
+      </w:r>
+      <w:proofErr w:type="spellEnd"/>
+      <w:r>
+        <w:t>")</w:t>
       </w:r>
     </w:p>
     <w:p>
@@ -774,17 +783,17 @@
           <w:b/>
           <w:bCs/>
         </w:rPr>
+        <w:t>Streaming Tables</w:t>
+      </w:r>
+    </w:p>
+    <w:p>
+      <w:r>
+        <w:t>Continuously ingest streaming data.</w:t>
+      </w:r>
+    </w:p>
+    <w:p>
+      <w:r>
         <w:lastRenderedPageBreak/>
-        <w:t>Streaming Tables</w:t>
-      </w:r>
-    </w:p>
-    <w:p>
-      <w:r>
-        <w:t>Continuously ingest streaming data.</w:t>
-      </w:r>
-    </w:p>
-    <w:p>
-      <w:r>
         <w:t>Example:</w:t>
       </w:r>
     </w:p>
@@ -792,9 +801,13 @@
       <w:pPr>
         <w:pStyle w:val="CODE"/>
       </w:pPr>
+      <w:proofErr w:type="spellStart"/>
+      <w:proofErr w:type="gramStart"/>
       <w:r>
         <w:t>spark.readStream</w:t>
       </w:r>
+      <w:proofErr w:type="spellEnd"/>
+      <w:proofErr w:type="gramEnd"/>
     </w:p>
     <w:p>
       <w:r>
@@ -1142,7 +1155,6 @@
                 <w:b/>
                 <w:bCs/>
               </w:rPr>
-              <w:lastRenderedPageBreak/>
               <w:t>Benefit</w:t>
             </w:r>
           </w:p>
@@ -1240,6 +1252,7 @@
           </w:tcPr>
           <w:p>
             <w:r>
+              <w:lastRenderedPageBreak/>
               <w:t>Data quality</w:t>
             </w:r>
           </w:p>
@@ -1653,7 +1666,6 @@
     </w:p>
     <w:p>
       <w:r>
-        <w:lastRenderedPageBreak/>
         <w:t>Delta Live Tables is Databricks’ managed framework for creating reliable, scalable, and automated data pipelines with built-in monitoring and data quality controls.</w:t>
       </w:r>
     </w:p>
@@ -1680,6 +1692,7 @@
           <w:sz w:val="52"/>
           <w:szCs w:val="52"/>
         </w:rPr>
+        <w:lastRenderedPageBreak/>
         <w:t>References Material</w:t>
       </w:r>
     </w:p>
@@ -1809,7 +1822,15 @@
     </w:p>
     <w:p>
       <w:r>
-        <w:t xml:space="preserve">Great if you want short structured lessons. </w:t>
+        <w:t xml:space="preserve">Great if you want </w:t>
+      </w:r>
+      <w:proofErr w:type="gramStart"/>
+      <w:r>
+        <w:t>short structured</w:t>
+      </w:r>
+      <w:proofErr w:type="gramEnd"/>
+      <w:r>
+        <w:t xml:space="preserve"> lessons. </w:t>
       </w:r>
     </w:p>
     <w:p>
@@ -1913,29 +1934,29 @@
         </w:numPr>
       </w:pPr>
       <w:r>
+        <w:t xml:space="preserve">AUTO CDC </w:t>
+      </w:r>
+    </w:p>
+    <w:p>
+      <w:pPr>
+        <w:numPr>
+          <w:ilvl w:val="0"/>
+          <w:numId w:val="12"/>
+        </w:numPr>
+      </w:pPr>
+      <w:r>
+        <w:t xml:space="preserve">Pipeline monitoring </w:t>
+      </w:r>
+    </w:p>
+    <w:p>
+      <w:pPr>
+        <w:numPr>
+          <w:ilvl w:val="0"/>
+          <w:numId w:val="12"/>
+        </w:numPr>
+      </w:pPr>
+      <w:r>
         <w:lastRenderedPageBreak/>
-        <w:t xml:space="preserve">AUTO CDC </w:t>
-      </w:r>
-    </w:p>
-    <w:p>
-      <w:pPr>
-        <w:numPr>
-          <w:ilvl w:val="0"/>
-          <w:numId w:val="12"/>
-        </w:numPr>
-      </w:pPr>
-      <w:r>
-        <w:t xml:space="preserve">Pipeline monitoring </w:t>
-      </w:r>
-    </w:p>
-    <w:p>
-      <w:pPr>
-        <w:numPr>
-          <w:ilvl w:val="0"/>
-          <w:numId w:val="12"/>
-        </w:numPr>
-      </w:pPr>
-      <w:r>
         <w:t xml:space="preserve">Governance </w:t>
       </w:r>
     </w:p>
@@ -1995,8 +2016,13 @@
       </w:r>
     </w:p>
     <w:p>
-      <w:r>
-        <w:t>Focuses on:</w:t>
+      <w:proofErr w:type="gramStart"/>
+      <w:r>
+        <w:t>Focuses</w:t>
+      </w:r>
+      <w:proofErr w:type="gramEnd"/>
+      <w:r>
+        <w:t xml:space="preserve"> on:</w:t>
       </w:r>
     </w:p>
     <w:p>
@@ -2175,6 +2201,7 @@
     <w:p/>
     <w:p>
       <w:r>
+        <w:lastRenderedPageBreak/>
         <w:t xml:space="preserve">Very useful for understanding real-world pipeline flow. </w:t>
       </w:r>
     </w:p>
@@ -2300,7 +2327,23 @@
           <w:b/>
           <w:bCs/>
         </w:rPr>
-        <w:t>Best Modern “Lakeflow” DLT Video</w:t>
+        <w:t>Best Modern “</w:t>
+      </w:r>
+      <w:proofErr w:type="spellStart"/>
+      <w:r>
+        <w:rPr>
+          <w:b/>
+          <w:bCs/>
+        </w:rPr>
+        <w:t>Lakeflow</w:t>
+      </w:r>
+      <w:proofErr w:type="spellEnd"/>
+      <w:r>
+        <w:rPr>
+          <w:b/>
+          <w:bCs/>
+        </w:rPr>
+        <w:t>” DLT Video</w:t>
       </w:r>
     </w:p>
     <w:p>
@@ -2317,12 +2360,37 @@
           <w:i/>
           <w:iCs/>
         </w:rPr>
-        <w:t>Databricks Lakeflow Declarative Pipelines are a GAME CHANGER for ETL</w:t>
-      </w:r>
-    </w:p>
-    <w:p>
-      <w:r>
-        <w:t>Explains newer Databricks terminology:</w:t>
+        <w:t xml:space="preserve">Databricks </w:t>
+      </w:r>
+      <w:proofErr w:type="spellStart"/>
+      <w:r>
+        <w:rPr>
+          <w:b/>
+          <w:bCs/>
+          <w:i/>
+          <w:iCs/>
+        </w:rPr>
+        <w:t>Lakeflow</w:t>
+      </w:r>
+      <w:proofErr w:type="spellEnd"/>
+      <w:r>
+        <w:rPr>
+          <w:b/>
+          <w:bCs/>
+          <w:i/>
+          <w:iCs/>
+        </w:rPr>
+        <w:t xml:space="preserve"> Declarative Pipelines are a GAME CHANGER for ETL</w:t>
+      </w:r>
+    </w:p>
+    <w:p>
+      <w:proofErr w:type="gramStart"/>
+      <w:r>
+        <w:t>Explains</w:t>
+      </w:r>
+      <w:proofErr w:type="gramEnd"/>
+      <w:r>
+        <w:t xml:space="preserve"> newer Databricks terminology:</w:t>
       </w:r>
     </w:p>
     <w:p>
@@ -2332,8 +2400,13 @@
           <w:numId w:val="16"/>
         </w:numPr>
       </w:pPr>
-      <w:r>
-        <w:t xml:space="preserve">Lakeflow Declarative Pipelines </w:t>
+      <w:proofErr w:type="spellStart"/>
+      <w:r>
+        <w:t>Lakeflow</w:t>
+      </w:r>
+      <w:proofErr w:type="spellEnd"/>
+      <w:r>
+        <w:t xml:space="preserve"> Declarative Pipelines </w:t>
       </w:r>
     </w:p>
     <w:p>
@@ -2380,14 +2453,36 @@
           <w:rPr>
             <w:rStyle w:val="Hyperlink"/>
           </w:rPr>
-          <w:t>Databricks Lakeflow Declarative Pipelines are a GAME CHANGER for ETL</w:t>
+          <w:t xml:space="preserve">Databricks </w:t>
+        </w:r>
+        <w:proofErr w:type="spellStart"/>
+        <w:r>
+          <w:rPr>
+            <w:rStyle w:val="Hyperlink"/>
+          </w:rPr>
+          <w:t>Lakeflow</w:t>
+        </w:r>
+        <w:proofErr w:type="spellEnd"/>
+        <w:r>
+          <w:rPr>
+            <w:rStyle w:val="Hyperlink"/>
+          </w:rPr>
+          <w:t xml:space="preserve"> Declarative Pipelines are a GAME CHANGER for ETL</w:t>
         </w:r>
       </w:hyperlink>
     </w:p>
     <w:p/>
     <w:p>
       <w:r>
-        <w:t>Useful because Databricks is evolving DLT into Lakeflow pipelines.</w:t>
+        <w:t xml:space="preserve">Useful because Databricks is evolving DLT into </w:t>
+      </w:r>
+      <w:proofErr w:type="spellStart"/>
+      <w:r>
+        <w:t>Lakeflow</w:t>
+      </w:r>
+      <w:proofErr w:type="spellEnd"/>
+      <w:r>
+        <w:t xml:space="preserve"> pipelines.</w:t>
       </w:r>
     </w:p>
     <w:p/>
